--- a/en/wisdom-stories/shepherd-must-be-called.docx
+++ b/en/wisdom-stories/shepherd-must-be-called.docx
@@ -4,274 +4,154 @@
   <w:body>
     <w:p>
       <w:pPr>
-        <w:spacing w:before="0" w:after="60"/>
-        <w:jc w:val="left"/>
+        <w:pStyle w:val="Title"/>
       </w:pPr>
       <w:r>
-        <w:rPr>
-          <w:rFonts w:ascii="Arial" w:hAnsi="Arial" w:eastAsia="Arial"/>
-          <w:i w:val="0"/>
-          <w:color w:val="000000"/>
-          <w:sz w:val="52"/>
-        </w:rPr>
-        <w:t>You need to call the shepherd</w:t>
+        <w:t>Call the Shepherd</w:t>
       </w:r>
     </w:p>
     <w:p>
       <w:pPr>
-        <w:jc w:val="left"/>
+        <w:spacing w:after="80"/>
       </w:pPr>
       <w:r>
-        <w:rPr>
-          <w:rFonts w:ascii="Arial" w:hAnsi="Arial" w:eastAsia="Arial"/>
-          <w:i w:val="0"/>
-          <w:color w:val="000000"/>
-          <w:sz w:val="22"/>
-        </w:rPr>
-        <w:t>A student who wants to complete his education after many years turns to his master to receive his blessing.</w:t>
+        <w:t>After years of study, a student asked his master for a final blessing before leaving.</w:t>
       </w:r>
     </w:p>
     <w:p>
       <w:pPr>
-        <w:jc w:val="left"/>
+        <w:spacing w:after="80"/>
       </w:pPr>
       <w:r>
-        <w:rPr>
-          <w:rFonts w:ascii="Arial" w:hAnsi="Arial" w:eastAsia="Arial"/>
-          <w:i w:val="0"/>
-          <w:color w:val="000000"/>
-          <w:sz w:val="22"/>
-        </w:rPr>
-        <w:t>His master:</w:t>
+        <w:t>The master replied:</w:t>
       </w:r>
     </w:p>
     <w:p>
       <w:pPr>
-        <w:jc w:val="left"/>
+        <w:spacing w:after="80"/>
       </w:pPr>
       <w:r>
-        <w:rPr>
-          <w:rFonts w:ascii="Arial" w:hAnsi="Arial" w:eastAsia="Arial"/>
-          <w:i w:val="0"/>
-          <w:color w:val="000000"/>
-          <w:sz w:val="22"/>
-        </w:rPr>
-        <w:t>— Yes, but I have one condition. I will ask you a question to see if you have properly learned the knowledge I have given you over the years. If you answer the question correctly, I will know that my efforts have not been in vain, and I will give you my blessing.</w:t>
+        <w:t>“First, answer one question. Then I’ll know whether you’ve understood what I’ve taught you.”</w:t>
       </w:r>
     </w:p>
     <w:p>
       <w:pPr>
-        <w:jc w:val="left"/>
+        <w:spacing w:after="80"/>
       </w:pPr>
       <w:r>
-        <w:rPr>
-          <w:rFonts w:ascii="Arial" w:hAnsi="Arial" w:eastAsia="Arial"/>
-          <w:i w:val="0"/>
-          <w:color w:val="000000"/>
-          <w:sz w:val="22"/>
-        </w:rPr>
         <w:t>The student confidently says:</w:t>
       </w:r>
     </w:p>
     <w:p>
       <w:pPr>
-        <w:jc w:val="left"/>
+        <w:spacing w:after="80"/>
       </w:pPr>
       <w:r>
-        <w:rPr>
-          <w:rFonts w:ascii="Arial" w:hAnsi="Arial" w:eastAsia="Arial"/>
-          <w:i w:val="0"/>
-          <w:color w:val="000000"/>
-          <w:sz w:val="22"/>
-        </w:rPr>
-        <w:t>— Come on, my master, ask.</w:t>
+        <w:t>“Ask me, Master.”</w:t>
       </w:r>
     </w:p>
     <w:p>
       <w:pPr>
-        <w:jc w:val="left"/>
+        <w:spacing w:after="80"/>
       </w:pPr>
       <w:r>
-        <w:rPr>
-          <w:rFonts w:ascii="Arial" w:hAnsi="Arial" w:eastAsia="Arial"/>
-          <w:i w:val="0"/>
-          <w:color w:val="000000"/>
-          <w:sz w:val="22"/>
-        </w:rPr>
-        <w:t>His master:</w:t>
+        <w:t>The master said:</w:t>
+      </w:r>
+    </w:p>
+    <w:p>
+      <w:pPr/>
+      <w:r>
+        <w:t>“Imagine you are returning to your village when a shepherd’s fierce dogs attack. How will you protect yourself?”</w:t>
       </w:r>
     </w:p>
     <w:p>
       <w:pPr>
-        <w:jc w:val="left"/>
+        <w:spacing w:after="80"/>
       </w:pPr>
       <w:r>
-        <w:rPr>
-          <w:rFonts w:ascii="Arial" w:hAnsi="Arial" w:eastAsia="Arial"/>
-          <w:i w:val="0"/>
-          <w:color w:val="000000"/>
-          <w:sz w:val="22"/>
-        </w:rPr>
-        <w:t>— My son, imagine that you are going to your village and on the way a pack of rabid dogs belonging to a shepherd attacks you. You are in danger. What will you do to save your life?</w:t>
+        <w:t>“I’ll throw stones to drive them away.”</w:t>
       </w:r>
     </w:p>
     <w:p>
       <w:pPr>
-        <w:jc w:val="left"/>
+        <w:spacing w:after="80"/>
       </w:pPr>
       <w:r>
-        <w:rPr>
-          <w:rFonts w:ascii="Arial" w:hAnsi="Arial" w:eastAsia="Arial"/>
-          <w:i w:val="0"/>
-          <w:color w:val="000000"/>
-          <w:sz w:val="22"/>
-        </w:rPr>
-        <w:t>— I will bend down and pick up a few stones from the ground and throw them at the dogs, and I will chase them away.</w:t>
+        <w:t>“You might stop one or two, but you can’t fight the whole pack.”</w:t>
       </w:r>
     </w:p>
     <w:p>
       <w:pPr>
-        <w:jc w:val="left"/>
+        <w:spacing w:after="80"/>
       </w:pPr>
       <w:r>
-        <w:rPr>
-          <w:rFonts w:ascii="Arial" w:hAnsi="Arial" w:eastAsia="Arial"/>
-          <w:i w:val="0"/>
-          <w:color w:val="000000"/>
-          <w:sz w:val="22"/>
-        </w:rPr>
-        <w:t>— But, my son, if you throw stones at one, you throw stones at two — you will not be able to handle them all. They will join together and tear you apart.</w:t>
+        <w:t>“Then I’ll run.”</w:t>
       </w:r>
     </w:p>
     <w:p>
       <w:pPr>
-        <w:jc w:val="left"/>
+        <w:spacing w:after="80"/>
       </w:pPr>
       <w:r>
-        <w:rPr>
-          <w:rFonts w:ascii="Arial" w:hAnsi="Arial" w:eastAsia="Arial"/>
-          <w:i w:val="0"/>
-          <w:color w:val="000000"/>
-          <w:sz w:val="22"/>
-        </w:rPr>
-        <w:t>— Then I will run away.</w:t>
+        <w:t>“They can run faster. What then?”</w:t>
       </w:r>
     </w:p>
     <w:p>
       <w:pPr>
-        <w:jc w:val="left"/>
+        <w:spacing w:after="80"/>
       </w:pPr>
       <w:r>
-        <w:rPr>
-          <w:rFonts w:ascii="Arial" w:hAnsi="Arial" w:eastAsia="Arial"/>
-          <w:i w:val="0"/>
-          <w:color w:val="000000"/>
-          <w:sz w:val="22"/>
-        </w:rPr>
-        <w:t>— Be sure that they will run away from you quickly and catch you. So what?</w:t>
-      </w:r>
-    </w:p>
-    <w:p>
-      <w:pPr>
-        <w:jc w:val="left"/>
-      </w:pPr>
-      <w:r>
-        <w:rPr>
-          <w:rFonts w:ascii="Arial" w:hAnsi="Arial" w:eastAsia="Arial"/>
-          <w:i w:val="0"/>
-          <w:color w:val="000000"/>
-          <w:sz w:val="22"/>
-        </w:rPr>
         <w:t>The student realizes that he is helpless and asks his master for help.</w:t>
       </w:r>
     </w:p>
     <w:p>
       <w:pPr>
-        <w:jc w:val="left"/>
+        <w:spacing w:after="80"/>
       </w:pPr>
       <w:r>
-        <w:rPr>
-          <w:rFonts w:ascii="Arial" w:hAnsi="Arial" w:eastAsia="Arial"/>
-          <w:i w:val="0"/>
-          <w:color w:val="000000"/>
-          <w:sz w:val="22"/>
-        </w:rPr>
-        <w:t>His master:</w:t>
+        <w:t>The master explained:</w:t>
       </w:r>
     </w:p>
     <w:p>
       <w:pPr>
-        <w:jc w:val="left"/>
+        <w:keepNext/>
+        <w:spacing w:after="80"/>
       </w:pPr>
       <w:r>
-        <w:rPr>
-          <w:rFonts w:ascii="Arial" w:hAnsi="Arial" w:eastAsia="Arial"/>
-          <w:i w:val="0"/>
-          <w:color w:val="000000"/>
-          <w:sz w:val="22"/>
-        </w:rPr>
-        <w:t>— My son, there is only one way out of this situation: you must call the shepherd and ask him to stop his dogs. The dogs will freeze in place as soon as they hear the shepherd's voice.</w:t>
+        <w:t>“Call the shepherd and ask him to call off his dogs. They will stop at the sound of his voice.”</w:t>
       </w:r>
     </w:p>
     <w:p>
       <w:pPr>
-        <w:pStyle w:val="Moral"/>
         <w:keepNext/>
         <w:keepLines/>
-        <w:widowControl/>
-        <w:spacing w:before="240" w:after="180" w:line="283" w:lineRule="auto"/>
-        <w:ind w:left="240" w:right="240"/>
-        <w:jc w:val="left"/>
-        <w:pBdr>
-          <w:top w:val="single" w:sz="8" w:space="7" w:color="E8D59A"/>
-          <w:left w:val="single" w:sz="32" w:space="11" w:color="C6A23A"/>
-          <w:bottom w:val="single" w:sz="8" w:space="7" w:color="E8D59A"/>
-          <w:right w:val="single" w:sz="8" w:space="11" w:color="E8D59A"/>
-        </w:pBdr>
-        <w:shd w:val="clear" w:color="auto" w:fill="FFF8E1"/>
+        <w:spacing w:before="160"/>
       </w:pPr>
       <w:r>
         <w:rPr>
-          <w:rFonts w:ascii="Arial" w:hAnsi="Arial" w:eastAsia="Arial" w:cs="Arial"/>
           <w:b/>
-          <w:i w:val="0"/>
-          <w:color w:val="9A7417"/>
-          <w:sz w:val="22"/>
         </w:rPr>
-        <w:t xml:space="preserve">Moral: </w:t>
+        <w:t>Moral:</w:t>
       </w:r>
       <w:r>
-        <w:rPr>
-          <w:rFonts w:ascii="Arial" w:hAnsi="Arial" w:eastAsia="Arial" w:cs="Arial"/>
-          <w:b w:val="0"/>
-          <w:i w:val="0"/>
-          <w:color w:val="3F3826"/>
-          <w:sz w:val="22"/>
-        </w:rPr>
-        <w:t>Not every problem can be solved by force. Sometimes taking a step back and looking at it differently is the shortest way out.</w:t>
+        <w:t xml:space="preserve"> Not every problem can be solved by force. Sometimes taking a step back and looking at it differently is the shortest way out.</w:t>
       </w:r>
     </w:p>
     <w:p>
       <w:pPr>
-        <w:keepLines/>
-        <w:widowControl/>
-        <w:spacing w:before="60" w:after="0" w:line="240" w:lineRule="auto"/>
-        <w:jc w:val="right"/>
+        <w:spacing w:after="80"/>
       </w:pPr>
       <w:r>
         <w:rPr>
-          <w:rFonts w:ascii="Arial" w:hAnsi="Arial" w:eastAsia="Arial" w:cs="Arial"/>
-          <w:b w:val="0"/>
           <w:i/>
-          <w:color w:val="8A7950"/>
-          <w:sz w:val="17"/>
+          <w:sz w:val="18"/>
         </w:rPr>
-        <w:t>The story was obtained from open Internet sources.</w:t>
+        <w:t>Source: Publicly available internet sources.</w:t>
       </w:r>
     </w:p>
     <w:sectPr>
       <w:pgSz w:w="12240" w:h="15840"/>
-      <w:pgMar w:top="1440" w:right="1440" w:bottom="1440" w:left="1440" w:header="708" w:footer="708" w:gutter="0"/>
+      <w:pgMar w:top="1080" w:right="1224" w:bottom="1080" w:left="1224" w:header="720" w:footer="720" w:gutter="0"/>
       <w:cols w:space="720"/>
       <w:docGrid w:linePitch="360"/>
     </w:sectPr>
@@ -643,12 +523,14 @@
     <w:qFormat/>
     <w:rsid w:val="00FC693F"/>
     <w:pPr>
-      <w:spacing w:before="0" w:after="160" w:line="276" w:lineRule="auto"/>
+      <w:widowControl/>
+      <w:spacing w:after="120" w:line="259" w:lineRule="auto"/>
     </w:pPr>
     <w:rPr>
-      <w:rFonts w:ascii="Arial" w:hAnsi="Arial" w:eastAsia="Arial"/>
+      <w:rFonts w:ascii="Arial" w:hAnsi="Arial"/>
       <w:color w:val="000000"/>
       <w:sz w:val="22"/>
+      <w:lang w:val="en-US"/>
     </w:rPr>
   </w:style>
   <w:style w:type="paragraph" w:styleId="Header">
@@ -992,18 +874,17 @@
     <w:qFormat/>
     <w:rsid w:val="00FC693F"/>
     <w:pPr>
-      <w:pBdr>
-        <w:bottom w:val="single" w:sz="8" w:space="4" w:color="4F81BD" w:themeColor="accent1"/>
-      </w:pBdr>
-      <w:spacing w:after="300" w:line="240" w:lineRule="auto"/>
+      <w:keepNext/>
+      <w:spacing w:after="280" w:line="240" w:lineRule="auto"/>
       <w:contextualSpacing/>
     </w:pPr>
     <w:rPr>
-      <w:rFonts w:asciiTheme="majorHAnsi" w:eastAsiaTheme="majorEastAsia" w:hAnsiTheme="majorHAnsi" w:cstheme="majorBidi"/>
-      <w:color w:val="17365D" w:themeColor="text2" w:themeShade="BF"/>
+      <w:rFonts w:asciiTheme="majorHAnsi" w:eastAsiaTheme="majorEastAsia" w:hAnsiTheme="majorHAnsi" w:cstheme="majorBidi" w:ascii="Arial" w:hAnsi="Arial"/>
+      <w:b/>
+      <w:color w:val="000000"/>
       <w:spacing w:val="5"/>
       <w:kern w:val="28"/>
-      <w:sz w:val="52"/>
+      <w:sz w:val="34"/>
       <w:szCs w:val="52"/>
     </w:rPr>
   </w:style>
@@ -1479,9 +1360,6 @@
     <w:qFormat/>
     <w:rsid w:val="00FC693F"/>
     <w:pPr>
-      <w:pBdr>
-        <w:bottom w:val="single" w:sz="4" w:space="4" w:color="4F81BD" w:themeColor="accent1"/>
-      </w:pBdr>
       <w:spacing w:before="200" w:after="280"/>
       <w:ind w:left="936" w:right="936"/>
     </w:pPr>
@@ -12332,18 +12210,6 @@
         <w:shd w:val="clear" w:color="auto" w:fill="FBCAA2" w:themeFill="accent6" w:themeFillTint="7F"/>
       </w:tcPr>
     </w:tblStylePr>
-  </w:style>
-  <w:style w:type="paragraph" w:customStyle="1" w:styleId="Moral">
-    <w:name w:val="Moral"/>
-    <w:basedOn w:val="Normal"/>
-    <w:pPr>
-      <w:spacing w:before="160" w:after="0" w:line="276" w:lineRule="auto"/>
-    </w:pPr>
-    <w:rPr>
-      <w:rFonts w:ascii="Arial" w:hAnsi="Arial" w:eastAsia="Arial"/>
-      <w:i/>
-      <w:sz w:val="22"/>
-    </w:rPr>
   </w:style>
 </w:styles>
 </file>

--- a/en/wisdom-stories/shepherd-must-be-called.docx
+++ b/en/wisdom-stories/shepherd-must-be-called.docx
@@ -15,7 +15,7 @@
         <w:spacing w:after="80"/>
       </w:pPr>
       <w:r>
-        <w:t>After years of study, a student asked his master for a final blessing before leaving.</w:t>
+        <w:t>A student who wanted to complete the education he had pursued for many years asked his master for a blessing.</w:t>
       </w:r>
     </w:p>
     <w:p>
@@ -31,7 +31,7 @@
         <w:spacing w:after="80"/>
       </w:pPr>
       <w:r>
-        <w:t>“First, answer one question. Then I’ll know whether you’ve understood what I’ve taught you.”</w:t>
+        <w:t>“All right, but I have one condition. I will ask you a question, to see how you have taken in what I taught you over these years. If you answer correctly, I will know my effort was not wasted and I will give you my blessing.”</w:t>
       </w:r>
     </w:p>
     <w:p>
@@ -39,7 +39,7 @@
         <w:spacing w:after="80"/>
       </w:pPr>
       <w:r>
-        <w:t>The student confidently says:</w:t>
+        <w:t>The student said confidently:</w:t>
       </w:r>
     </w:p>
     <w:p>
@@ -61,7 +61,7 @@
     <w:p>
       <w:pPr/>
       <w:r>
-        <w:t>“Imagine you are returning to your village when a shepherd’s fierce dogs attack. How will you protect yourself?”</w:t>
+        <w:t>“Imagine you are returning to your village when a shepherd’s pack of rabid dogs attacks you. You are face to face with danger. What will you do to save your life?”</w:t>
       </w:r>
     </w:p>
     <w:p>
@@ -77,7 +77,7 @@
         <w:spacing w:after="80"/>
       </w:pPr>
       <w:r>
-        <w:t>“You might stop one or two, but you can’t fight the whole pack.”</w:t>
+        <w:t>“You may throw a stone at one and at a second, but you cannot deal with all of them. They will join together and tear you apart.”</w:t>
       </w:r>
     </w:p>
     <w:p>
@@ -93,7 +93,7 @@
         <w:spacing w:after="80"/>
       </w:pPr>
       <w:r>
-        <w:t>“They can run faster. What then?”</w:t>
+        <w:t>“Be sure they will run faster than you and catch you. What then?”</w:t>
       </w:r>
     </w:p>
     <w:p>
@@ -101,7 +101,7 @@
         <w:spacing w:after="80"/>
       </w:pPr>
       <w:r>
-        <w:t>The student realizes that he is helpless and asks his master for help.</w:t>
+        <w:t>The student realized that he was helpless and asked his master for help.</w:t>
       </w:r>
     </w:p>
     <w:p>
@@ -118,7 +118,7 @@
         <w:spacing w:after="80"/>
       </w:pPr>
       <w:r>
-        <w:t>“Call the shepherd and ask him to call off his dogs. They will stop at the sound of his voice.”</w:t>
+        <w:t>“My child, there is only one way out of this: you must call the shepherd and ask him to hold his dogs. The moment they hear his voice, they will freeze where they stand.”</w:t>
       </w:r>
     </w:p>
     <w:p>
@@ -131,11 +131,9 @@
         <w:rPr>
           <w:b/>
         </w:rPr>
-        <w:t>Moral:</w:t>
+        <w:t>Moral: Not every problem can be solved by force. Sometimes taking a step back and looking at it differently is the shortest way out.</w:t>
       </w:r>
-      <w:r>
-        <w:t xml:space="preserve"> Not every problem can be solved by force. Sometimes taking a step back and looking at it differently is the shortest way out.</w:t>
-      </w:r>
+      <w:r/>
     </w:p>
     <w:p>
       <w:pPr>
@@ -146,7 +144,7 @@
           <w:i/>
           <w:sz w:val="18"/>
         </w:rPr>
-        <w:t>Source: Publicly available internet sources.</w:t>
+        <w:t>Stories are taken from open Internet sources; illustrations were created with AI.</w:t>
       </w:r>
     </w:p>
     <w:sectPr>
